--- a/assets/Safi-Khan-ATS-Resume.docx
+++ b/assets/Safi-Khan-ATS-Resume.docx
@@ -28,7 +28,7 @@
     </w:p>
     <w:p>
       <w:r>
-        <w:t>safi.khan.personal@gmail.com | linkedin.com/in/safi-khan31</w:t>
+        <w:t>safi.khan.personal@gmail.com | linkedin.com/in/safi-khan31 | https://safi-khan-portfolio.vercel.app/</w:t>
       </w:r>
     </w:p>
     <w:p>
